--- a/Module_4_Applied_Biostatistics/RScripts/Colocalization timeseries.docx
+++ b/Module_4_Applied_Biostatistics/RScripts/Colocalization timeseries.docx
@@ -44,10 +44,10 @@
         </w:p>
       </w:sdtContent>
     </w:sdt>
-    <w:bookmarkStart w:id="18" w:name="setup"/>
+    <w:bookmarkStart w:id="19" w:name="setup"/>
     <w:p>
       <w:pPr>
-        <w:pStyle w:val="Heading2"/>
+        <w:pStyle w:val="Heading1"/>
       </w:pPr>
       <w:r>
         <w:t xml:space="preserve">Setup</w:t>
@@ -88,7 +88,7 @@
         <w:rPr>
           <w:rStyle w:val="NormalTok"/>
         </w:rPr>
-        <w:t xml:space="preserve"> conflicted, tidyverse, here, ggplot2, wrappedtools,</w:t>
+        <w:t xml:space="preserve"> car, conflicted, tidyverse, here, ggplot2, wrappedtools,</w:t>
       </w:r>
       <w:r>
         <w:br/>
@@ -106,7 +106,7 @@
         <w:rPr>
           <w:rStyle w:val="NormalTok"/>
         </w:rPr>
-        <w:t xml:space="preserve"> nlme, broom, DescTools, lme4, merTools</w:t>
+        <w:t xml:space="preserve"> nlme, broom, DescTools, lme4, merTools, lme4, easystats, haven</w:t>
       </w:r>
       <w:r>
         <w:br/>
@@ -226,11 +226,11 @@
         <w:t xml:space="preserve">)</w:t>
       </w:r>
     </w:p>
-    <w:bookmarkEnd w:id="18"/>
-    <w:bookmarkStart w:id="19" w:name="data-import"/>
+    <w:bookmarkEnd w:id="19"/>
+    <w:bookmarkStart w:id="20" w:name="data-import"/>
     <w:p>
       <w:pPr>
-        <w:pStyle w:val="Heading2"/>
+        <w:pStyle w:val="Heading1"/>
       </w:pPr>
       <w:r>
         <w:t xml:space="preserve">Data Import</w:t>
@@ -241,46 +241,2266 @@
         <w:pStyle w:val="FirstParagraph"/>
       </w:pPr>
       <w:r>
-        <w:t xml:space="preserve">When you click the</w:t>
+        <w:t xml:space="preserve">Importing data from an excel file. Data is inside the sheet called</w:t>
       </w:r>
       <w:r>
         <w:t xml:space="preserve"> </w:t>
       </w:r>
+      <w:r>
+        <w:t xml:space="preserve">“rawdata”</w:t>
+      </w:r>
+      <w:r>
+        <w:t xml:space="preserve">.</w:t>
+      </w:r>
+    </w:p>
+    <w:p>
+      <w:pPr>
+        <w:pStyle w:val="SourceCode"/>
+      </w:pPr>
+      <w:r>
+        <w:rPr>
+          <w:rStyle w:val="NormalTok"/>
+        </w:rPr>
+        <w:t xml:space="preserve">rawdata </w:t>
+      </w:r>
+      <w:r>
+        <w:rPr>
+          <w:rStyle w:val="OtherTok"/>
+        </w:rPr>
+        <w:t xml:space="preserve">&lt;-</w:t>
+      </w:r>
+      <w:r>
+        <w:rPr>
+          <w:rStyle w:val="NormalTok"/>
+        </w:rPr>
+        <w:t xml:space="preserve"> </w:t>
+      </w:r>
+      <w:r>
+        <w:rPr>
+          <w:rStyle w:val="FunctionTok"/>
+        </w:rPr>
+        <w:t xml:space="preserve">read_excel</w:t>
+      </w:r>
+      <w:r>
+        <w:rPr>
+          <w:rStyle w:val="NormalTok"/>
+        </w:rPr>
+        <w:t xml:space="preserve">(</w:t>
+      </w:r>
+      <w:r>
+        <w:br/>
+      </w:r>
+      <w:r>
+        <w:rPr>
+          <w:rStyle w:val="NormalTok"/>
+        </w:rPr>
+        <w:t xml:space="preserve">  </w:t>
+      </w:r>
+      <w:r>
+        <w:rPr>
+          <w:rStyle w:val="AttributeTok"/>
+        </w:rPr>
+        <w:t xml:space="preserve">path =</w:t>
+      </w:r>
+      <w:r>
+        <w:rPr>
+          <w:rStyle w:val="NormalTok"/>
+        </w:rPr>
+        <w:t xml:space="preserve"> </w:t>
+      </w:r>
+      <w:r>
+        <w:rPr>
+          <w:rStyle w:val="FunctionTok"/>
+        </w:rPr>
+        <w:t xml:space="preserve">here</w:t>
+      </w:r>
+      <w:r>
+        <w:rPr>
+          <w:rStyle w:val="NormalTok"/>
+        </w:rPr>
+        <w:t xml:space="preserve">(</w:t>
+      </w:r>
+      <w:r>
+        <w:rPr>
+          <w:rStyle w:val="StringTok"/>
+        </w:rPr>
+        <w:t xml:space="preserve">"Data/Coloc_Timeseries.xlsx"</w:t>
+      </w:r>
+      <w:r>
+        <w:rPr>
+          <w:rStyle w:val="NormalTok"/>
+        </w:rPr>
+        <w:t xml:space="preserve">),</w:t>
+      </w:r>
+      <w:r>
+        <w:br/>
+      </w:r>
+      <w:r>
+        <w:rPr>
+          <w:rStyle w:val="NormalTok"/>
+        </w:rPr>
+        <w:t xml:space="preserve">  </w:t>
+      </w:r>
+      <w:r>
+        <w:rPr>
+          <w:rStyle w:val="AttributeTok"/>
+        </w:rPr>
+        <w:t xml:space="preserve">sheet =</w:t>
+      </w:r>
+      <w:r>
+        <w:rPr>
+          <w:rStyle w:val="NormalTok"/>
+        </w:rPr>
+        <w:t xml:space="preserve"> </w:t>
+      </w:r>
+      <w:r>
+        <w:rPr>
+          <w:rStyle w:val="StringTok"/>
+        </w:rPr>
+        <w:t xml:space="preserve">"rawdata"</w:t>
+      </w:r>
+      <w:r>
+        <w:br/>
+      </w:r>
+      <w:r>
+        <w:rPr>
+          <w:rStyle w:val="NormalTok"/>
+        </w:rPr>
+        <w:t xml:space="preserve">  )</w:t>
+      </w:r>
+      <w:r>
+        <w:br/>
+      </w:r>
+      <w:r>
+        <w:rPr>
+          <w:rStyle w:val="NormalTok"/>
+        </w:rPr>
+        <w:t xml:space="preserve">rawdata </w:t>
+      </w:r>
+      <w:r>
+        <w:rPr>
+          <w:rStyle w:val="OtherTok"/>
+        </w:rPr>
+        <w:t xml:space="preserve">&lt;-</w:t>
+      </w:r>
+      <w:r>
+        <w:rPr>
+          <w:rStyle w:val="NormalTok"/>
+        </w:rPr>
+        <w:t xml:space="preserve"> </w:t>
+      </w:r>
+      <w:r>
+        <w:rPr>
+          <w:rStyle w:val="FunctionTok"/>
+        </w:rPr>
+        <w:t xml:space="preserve">mutate</w:t>
+      </w:r>
+      <w:r>
+        <w:rPr>
+          <w:rStyle w:val="NormalTok"/>
+        </w:rPr>
+        <w:t xml:space="preserve">(</w:t>
+      </w:r>
+      <w:r>
+        <w:br/>
+      </w:r>
+      <w:r>
+        <w:rPr>
+          <w:rStyle w:val="NormalTok"/>
+        </w:rPr>
+        <w:t xml:space="preserve">  </w:t>
+      </w:r>
+      <w:r>
+        <w:rPr>
+          <w:rStyle w:val="AttributeTok"/>
+        </w:rPr>
+        <w:t xml:space="preserve">.data =</w:t>
+      </w:r>
+      <w:r>
+        <w:rPr>
+          <w:rStyle w:val="NormalTok"/>
+        </w:rPr>
+        <w:t xml:space="preserve"> rawdata,</w:t>
+      </w:r>
+      <w:r>
+        <w:br/>
+      </w:r>
+      <w:r>
+        <w:rPr>
+          <w:rStyle w:val="NormalTok"/>
+        </w:rPr>
+        <w:t xml:space="preserve">  </w:t>
+      </w:r>
+      <w:r>
+        <w:rPr>
+          <w:rStyle w:val="AttributeTok"/>
+        </w:rPr>
+        <w:t xml:space="preserve">Strain =</w:t>
+      </w:r>
+      <w:r>
+        <w:rPr>
+          <w:rStyle w:val="NormalTok"/>
+        </w:rPr>
+        <w:t xml:space="preserve"> </w:t>
+      </w:r>
+      <w:r>
+        <w:rPr>
+          <w:rStyle w:val="FunctionTok"/>
+        </w:rPr>
+        <w:t xml:space="preserve">factor</w:t>
+      </w:r>
+      <w:r>
+        <w:rPr>
+          <w:rStyle w:val="NormalTok"/>
+        </w:rPr>
+        <w:t xml:space="preserve">(Strain,</w:t>
+      </w:r>
+      <w:r>
+        <w:br/>
+      </w:r>
+      <w:r>
+        <w:rPr>
+          <w:rStyle w:val="NormalTok"/>
+        </w:rPr>
+        <w:t xml:space="preserve">                     </w:t>
+      </w:r>
+      <w:r>
+        <w:rPr>
+          <w:rStyle w:val="AttributeTok"/>
+        </w:rPr>
+        <w:t xml:space="preserve">levels =</w:t>
+      </w:r>
+      <w:r>
+        <w:rPr>
+          <w:rStyle w:val="NormalTok"/>
+        </w:rPr>
+        <w:t xml:space="preserve"> </w:t>
+      </w:r>
+      <w:r>
+        <w:rPr>
+          <w:rStyle w:val="FunctionTok"/>
+        </w:rPr>
+        <w:t xml:space="preserve">c</w:t>
+      </w:r>
+      <w:r>
+        <w:rPr>
+          <w:rStyle w:val="NormalTok"/>
+        </w:rPr>
+        <w:t xml:space="preserve">(</w:t>
+      </w:r>
+      <w:r>
+        <w:rPr>
+          <w:rStyle w:val="StringTok"/>
+        </w:rPr>
+        <w:t xml:space="preserve">"WT"</w:t>
+      </w:r>
+      <w:r>
+        <w:rPr>
+          <w:rStyle w:val="NormalTok"/>
+        </w:rPr>
+        <w:t xml:space="preserve">, </w:t>
+      </w:r>
+      <w:r>
+        <w:rPr>
+          <w:rStyle w:val="StringTok"/>
+        </w:rPr>
+        <w:t xml:space="preserve">"Mut1"</w:t>
+      </w:r>
+      <w:r>
+        <w:rPr>
+          <w:rStyle w:val="NormalTok"/>
+        </w:rPr>
+        <w:t xml:space="preserve">, </w:t>
+      </w:r>
+      <w:r>
+        <w:rPr>
+          <w:rStyle w:val="StringTok"/>
+        </w:rPr>
+        <w:t xml:space="preserve">"Mut2"</w:t>
+      </w:r>
+      <w:r>
+        <w:rPr>
+          <w:rStyle w:val="NormalTok"/>
+        </w:rPr>
+        <w:t xml:space="preserve">)),</w:t>
+      </w:r>
+      <w:r>
+        <w:br/>
+      </w:r>
+      <w:r>
+        <w:rPr>
+          <w:rStyle w:val="NormalTok"/>
+        </w:rPr>
+        <w:t xml:space="preserve">  </w:t>
+      </w:r>
+      <w:r>
+        <w:rPr>
+          <w:rStyle w:val="AttributeTok"/>
+        </w:rPr>
+        <w:t xml:space="preserve">Replicate =</w:t>
+      </w:r>
+      <w:r>
+        <w:rPr>
+          <w:rStyle w:val="NormalTok"/>
+        </w:rPr>
+        <w:t xml:space="preserve"> </w:t>
+      </w:r>
+      <w:r>
+        <w:rPr>
+          <w:rStyle w:val="FunctionTok"/>
+        </w:rPr>
+        <w:t xml:space="preserve">factor</w:t>
+      </w:r>
+      <w:r>
+        <w:rPr>
+          <w:rStyle w:val="NormalTok"/>
+        </w:rPr>
+        <w:t xml:space="preserve">(Replicate)</w:t>
+      </w:r>
+      <w:r>
+        <w:br/>
+      </w:r>
+      <w:r>
+        <w:rPr>
+          <w:rStyle w:val="NormalTok"/>
+        </w:rPr>
+        <w:t xml:space="preserve">)</w:t>
+      </w:r>
+    </w:p>
+    <w:bookmarkEnd w:id="20"/>
+    <w:bookmarkStart w:id="33" w:name="graphical-data-exploration"/>
+    <w:p>
+      <w:pPr>
+        <w:pStyle w:val="Heading1"/>
+      </w:pPr>
+      <w:r>
+        <w:t xml:space="preserve">Graphical Data exploration</w:t>
+      </w:r>
+    </w:p>
+    <w:p>
+      <w:pPr>
+        <w:pStyle w:val="FirstParagraph"/>
+      </w:pPr>
+      <w:r>
+        <w:t xml:space="preserve">First let’s take a look at the data and try to eyeball what an appropriate model for the data might be. First we check for a general linear model.</w:t>
+      </w:r>
+    </w:p>
+    <w:p>
+      <w:pPr>
+        <w:pStyle w:val="BodyText"/>
+      </w:pPr>
+      <w:r>
+        <w:t xml:space="preserve">The following plots will aggregate all data all the way down to StrainxTimepoint. This is generally a very bad idea, although there may be some cases, where this is a reasonable simplification. There are three reasons, why this is a bad idea:</w:t>
+      </w:r>
+      <w:r>
+        <w:br/>
+      </w:r>
+    </w:p>
+    <w:p>
+      <w:pPr>
+        <w:numPr>
+          <w:ilvl w:val="0"/>
+          <w:numId w:val="1001"/>
+        </w:numPr>
+      </w:pPr>
       <w:r>
         <w:rPr>
           <w:b/>
           <w:bCs/>
         </w:rPr>
-        <w:t xml:space="preserve">Render</w:t>
+        <w:t xml:space="preserve">Within-sample variability is lost.</w:t>
       </w:r>
       <w:r>
         <w:t xml:space="preserve"> </w:t>
       </w:r>
       <w:r>
-        <w:t xml:space="preserve">button a document will be generated that includes both content and the output of embedded code. You can embed code like this:</w:t>
+        <w:t xml:space="preserve">You will throw away any information how much cells vary within a sample/replicate and how much samples vary within a strain or cell line. That variability is exactly what you need to correctly judge whether a difference between strains is real or just noise.</w:t>
+      </w:r>
+      <w:r>
+        <w:br/>
       </w:r>
     </w:p>
     <w:p>
       <w:pPr>
-        <w:pStyle w:val="BodyText"/>
-      </w:pPr>
-      <w:r>
-        <w:t xml:space="preserve">You can add options to executable code like this</w:t>
+        <w:numPr>
+          <w:ilvl w:val="0"/>
+          <w:numId w:val="1001"/>
+        </w:numPr>
+      </w:pPr>
+      <w:r>
+        <w:rPr>
+          <w:b/>
+          <w:bCs/>
+        </w:rPr>
+        <w:t xml:space="preserve">Sample size collapses artificially.</w:t>
+      </w:r>
+      <w:r>
+        <w:t xml:space="preserve"> </w:t>
+      </w:r>
+      <w:r>
+        <w:t xml:space="preserve">If you have, say, 3 samples × 5 time points × 2 strains, and you average all the way down to Strain×Timepoint, you’re left with only 10 data points total, one per cell, although you started with hundreds of measurements. This will drop the statistical power enormously and any test will be under powered, leading to misleading p-values.</w:t>
+      </w:r>
+      <w:r>
+        <w:br/>
       </w:r>
     </w:p>
     <w:p>
       <w:pPr>
-        <w:pStyle w:val="BodyText"/>
-      </w:pPr>
-      <w:r>
-        <w:t xml:space="preserve">[1] 4</w:t>
+        <w:numPr>
+          <w:ilvl w:val="0"/>
+          <w:numId w:val="1001"/>
+        </w:numPr>
+      </w:pPr>
+      <w:r>
+        <w:rPr>
+          <w:b/>
+          <w:bCs/>
+        </w:rPr>
+        <w:t xml:space="preserve">You can’t distinguish sample-level from cell-level effects anymore.</w:t>
+      </w:r>
+      <w:r>
+        <w:t xml:space="preserve"> </w:t>
+      </w:r>
+      <w:r>
+        <w:t xml:space="preserve">If most of the biological variability is between samples and you average over samples too, you’re essentially treating your whole experiment as n=1 per strain, which is almost never enough for inference.</w:t>
+      </w:r>
+      <w:r>
+        <w:br/>
       </w:r>
     </w:p>
     <w:p>
       <w:pPr>
+        <w:pStyle w:val="FirstParagraph"/>
+      </w:pPr>
+      <w:r>
+        <w:t xml:space="preserve">But averaging within SamplexTimepoint is defensible as this collapses cell-level replication, which usually isn’t our main interest anyway, while preserving the Sample level as your biological replicate</w:t>
+      </w:r>
+    </w:p>
+    <w:p>
+      <w:pPr>
+        <w:pStyle w:val="SourceCode"/>
+      </w:pPr>
+      <w:r>
+        <w:rPr>
+          <w:rStyle w:val="FunctionTok"/>
+        </w:rPr>
+        <w:t xml:space="preserve">ggplot</w:t>
+      </w:r>
+      <w:r>
+        <w:rPr>
+          <w:rStyle w:val="NormalTok"/>
+        </w:rPr>
+        <w:t xml:space="preserve">(rawdata, </w:t>
+      </w:r>
+      <w:r>
+        <w:rPr>
+          <w:rStyle w:val="FunctionTok"/>
+        </w:rPr>
+        <w:t xml:space="preserve">aes</w:t>
+      </w:r>
+      <w:r>
+        <w:rPr>
+          <w:rStyle w:val="NormalTok"/>
+        </w:rPr>
+        <w:t xml:space="preserve">(Timepoint, PCC, </w:t>
+      </w:r>
+      <w:r>
+        <w:rPr>
+          <w:rStyle w:val="AttributeTok"/>
+        </w:rPr>
+        <w:t xml:space="preserve">color =</w:t>
+      </w:r>
+      <w:r>
+        <w:rPr>
+          <w:rStyle w:val="NormalTok"/>
+        </w:rPr>
+        <w:t xml:space="preserve"> Strain)) </w:t>
+      </w:r>
+      <w:r>
+        <w:rPr>
+          <w:rStyle w:val="SpecialCharTok"/>
+        </w:rPr>
+        <w:t xml:space="preserve">+</w:t>
+      </w:r>
+      <w:r>
+        <w:br/>
+      </w:r>
+      <w:r>
+        <w:rPr>
+          <w:rStyle w:val="NormalTok"/>
+        </w:rPr>
+        <w:t xml:space="preserve">  </w:t>
+      </w:r>
+      <w:r>
+        <w:rPr>
+          <w:rStyle w:val="FunctionTok"/>
+        </w:rPr>
+        <w:t xml:space="preserve">stat_summary</w:t>
+      </w:r>
+      <w:r>
+        <w:rPr>
+          <w:rStyle w:val="NormalTok"/>
+        </w:rPr>
+        <w:t xml:space="preserve">(</w:t>
+      </w:r>
+      <w:r>
+        <w:rPr>
+          <w:rStyle w:val="AttributeTok"/>
+        </w:rPr>
+        <w:t xml:space="preserve">fun.data =</w:t>
+      </w:r>
+      <w:r>
+        <w:rPr>
+          <w:rStyle w:val="NormalTok"/>
+        </w:rPr>
+        <w:t xml:space="preserve"> mean_se, </w:t>
+      </w:r>
+      <w:r>
+        <w:rPr>
+          <w:rStyle w:val="AttributeTok"/>
+        </w:rPr>
+        <w:t xml:space="preserve">position =</w:t>
+      </w:r>
+      <w:r>
+        <w:rPr>
+          <w:rStyle w:val="NormalTok"/>
+        </w:rPr>
+        <w:t xml:space="preserve"> </w:t>
+      </w:r>
+      <w:r>
+        <w:rPr>
+          <w:rStyle w:val="FunctionTok"/>
+        </w:rPr>
+        <w:t xml:space="preserve">position_dodge</w:t>
+      </w:r>
+      <w:r>
+        <w:rPr>
+          <w:rStyle w:val="NormalTok"/>
+        </w:rPr>
+        <w:t xml:space="preserve">(</w:t>
+      </w:r>
+      <w:r>
+        <w:rPr>
+          <w:rStyle w:val="AttributeTok"/>
+        </w:rPr>
+        <w:t xml:space="preserve">width =</w:t>
+      </w:r>
+      <w:r>
+        <w:rPr>
+          <w:rStyle w:val="NormalTok"/>
+        </w:rPr>
+        <w:t xml:space="preserve"> </w:t>
+      </w:r>
+      <w:r>
+        <w:rPr>
+          <w:rStyle w:val="DecValTok"/>
+        </w:rPr>
+        <w:t xml:space="preserve">1</w:t>
+      </w:r>
+      <w:r>
+        <w:rPr>
+          <w:rStyle w:val="NormalTok"/>
+        </w:rPr>
+        <w:t xml:space="preserve">)) </w:t>
+      </w:r>
+      <w:r>
+        <w:rPr>
+          <w:rStyle w:val="SpecialCharTok"/>
+        </w:rPr>
+        <w:t xml:space="preserve">+</w:t>
+      </w:r>
+      <w:r>
+        <w:br/>
+      </w:r>
+      <w:r>
+        <w:rPr>
+          <w:rStyle w:val="NormalTok"/>
+        </w:rPr>
+        <w:t xml:space="preserve">  </w:t>
+      </w:r>
+      <w:r>
+        <w:rPr>
+          <w:rStyle w:val="FunctionTok"/>
+        </w:rPr>
+        <w:t xml:space="preserve">ylab</w:t>
+      </w:r>
+      <w:r>
+        <w:rPr>
+          <w:rStyle w:val="NormalTok"/>
+        </w:rPr>
+        <w:t xml:space="preserve">(</w:t>
+      </w:r>
+      <w:r>
+        <w:rPr>
+          <w:rStyle w:val="StringTok"/>
+        </w:rPr>
+        <w:t xml:space="preserve">"PCC</w:t>
+      </w:r>
+      <w:r>
+        <w:rPr>
+          <w:rStyle w:val="SpecialCharTok"/>
+        </w:rPr>
+        <w:t xml:space="preserve">\n</w:t>
+      </w:r>
+      <w:r>
+        <w:rPr>
+          <w:rStyle w:val="StringTok"/>
+        </w:rPr>
+        <w:t xml:space="preserve">mean \u00b1 SEM"</w:t>
+      </w:r>
+      <w:r>
+        <w:rPr>
+          <w:rStyle w:val="NormalTok"/>
+        </w:rPr>
+        <w:t xml:space="preserve">)</w:t>
+      </w:r>
+    </w:p>
+    <w:p>
+      <w:pPr>
+        <w:pStyle w:val="FirstParagraph"/>
+      </w:pPr>
+      <w:r>
+        <w:drawing>
+          <wp:inline>
+            <wp:extent cx="5504749" cy="7339665"/>
+            <wp:effectExtent b="0" l="0" r="0" t="0"/>
+            <wp:docPr descr="" title="" id="22" name="Picture"/>
+            <a:graphic>
+              <a:graphicData uri="http://schemas.openxmlformats.org/drawingml/2006/picture">
+                <pic:pic>
+                  <pic:nvPicPr>
+                    <pic:cNvPr descr="Colocalization-timeseries_files/figure-docx/unnamed-chunk-3-1.png" id="23" name="Picture"/>
+                    <pic:cNvPicPr>
+                      <a:picLocks noChangeArrowheads="1" noChangeAspect="1"/>
+                    </pic:cNvPicPr>
+                  </pic:nvPicPr>
+                  <pic:blipFill>
+                    <a:blip r:embed="rId21"/>
+                    <a:stretch>
+                      <a:fillRect/>
+                    </a:stretch>
+                  </pic:blipFill>
+                  <pic:spPr bwMode="auto">
+                    <a:xfrm>
+                      <a:off x="0" y="0"/>
+                      <a:ext cx="5504749" cy="7339665"/>
+                    </a:xfrm>
+                    <a:prstGeom prst="rect">
+                      <a:avLst/>
+                    </a:prstGeom>
+                    <a:noFill/>
+                    <a:ln w="9525">
+                      <a:noFill/>
+                      <a:headEnd/>
+                      <a:tailEnd/>
+                    </a:ln>
+                  </pic:spPr>
+                </pic:pic>
+              </a:graphicData>
+            </a:graphic>
+          </wp:inline>
+        </w:drawing>
+      </w:r>
+    </w:p>
+    <w:p>
+      <w:pPr>
+        <w:pStyle w:val="SourceCode"/>
+      </w:pPr>
+      <w:r>
+        <w:rPr>
+          <w:rStyle w:val="FunctionTok"/>
+        </w:rPr>
+        <w:t xml:space="preserve">ggplot</w:t>
+      </w:r>
+      <w:r>
+        <w:rPr>
+          <w:rStyle w:val="NormalTok"/>
+        </w:rPr>
+        <w:t xml:space="preserve">(rawdata, </w:t>
+      </w:r>
+      <w:r>
+        <w:rPr>
+          <w:rStyle w:val="FunctionTok"/>
+        </w:rPr>
+        <w:t xml:space="preserve">aes</w:t>
+      </w:r>
+      <w:r>
+        <w:rPr>
+          <w:rStyle w:val="NormalTok"/>
+        </w:rPr>
+        <w:t xml:space="preserve">(</w:t>
+      </w:r>
+      <w:r>
+        <w:rPr>
+          <w:rStyle w:val="AttributeTok"/>
+        </w:rPr>
+        <w:t xml:space="preserve">x =</w:t>
+      </w:r>
+      <w:r>
+        <w:rPr>
+          <w:rStyle w:val="NormalTok"/>
+        </w:rPr>
+        <w:t xml:space="preserve"> Timepoint, </w:t>
+      </w:r>
+      <w:r>
+        <w:rPr>
+          <w:rStyle w:val="AttributeTok"/>
+        </w:rPr>
+        <w:t xml:space="preserve">y =</w:t>
+      </w:r>
+      <w:r>
+        <w:rPr>
+          <w:rStyle w:val="NormalTok"/>
+        </w:rPr>
+        <w:t xml:space="preserve"> PCC)) </w:t>
+      </w:r>
+      <w:r>
+        <w:rPr>
+          <w:rStyle w:val="SpecialCharTok"/>
+        </w:rPr>
+        <w:t xml:space="preserve">+</w:t>
+      </w:r>
+      <w:r>
+        <w:br/>
+      </w:r>
+      <w:r>
+        <w:rPr>
+          <w:rStyle w:val="NormalTok"/>
+        </w:rPr>
+        <w:t xml:space="preserve">  </w:t>
+      </w:r>
+      <w:r>
+        <w:rPr>
+          <w:rStyle w:val="FunctionTok"/>
+        </w:rPr>
+        <w:t xml:space="preserve">geom_point</w:t>
+      </w:r>
+      <w:r>
+        <w:rPr>
+          <w:rStyle w:val="NormalTok"/>
+        </w:rPr>
+        <w:t xml:space="preserve">() </w:t>
+      </w:r>
+      <w:r>
+        <w:rPr>
+          <w:rStyle w:val="SpecialCharTok"/>
+        </w:rPr>
+        <w:t xml:space="preserve">+</w:t>
+      </w:r>
+      <w:r>
+        <w:rPr>
+          <w:rStyle w:val="NormalTok"/>
+        </w:rPr>
+        <w:t xml:space="preserve"> </w:t>
+      </w:r>
+      <w:r>
+        <w:br/>
+      </w:r>
+      <w:r>
+        <w:rPr>
+          <w:rStyle w:val="NormalTok"/>
+        </w:rPr>
+        <w:t xml:space="preserve">  </w:t>
+      </w:r>
+      <w:r>
+        <w:rPr>
+          <w:rStyle w:val="FunctionTok"/>
+        </w:rPr>
+        <w:t xml:space="preserve">geom_smooth</w:t>
+      </w:r>
+      <w:r>
+        <w:rPr>
+          <w:rStyle w:val="NormalTok"/>
+        </w:rPr>
+        <w:t xml:space="preserve">() </w:t>
+      </w:r>
+      <w:r>
+        <w:rPr>
+          <w:rStyle w:val="SpecialCharTok"/>
+        </w:rPr>
+        <w:t xml:space="preserve">+</w:t>
+      </w:r>
+      <w:r>
+        <w:br/>
+      </w:r>
+      <w:r>
+        <w:rPr>
+          <w:rStyle w:val="NormalTok"/>
+        </w:rPr>
+        <w:t xml:space="preserve">  </w:t>
+      </w:r>
+      <w:r>
+        <w:rPr>
+          <w:rStyle w:val="FunctionTok"/>
+        </w:rPr>
+        <w:t xml:space="preserve">geom_smooth</w:t>
+      </w:r>
+      <w:r>
+        <w:rPr>
+          <w:rStyle w:val="NormalTok"/>
+        </w:rPr>
+        <w:t xml:space="preserve">(</w:t>
+      </w:r>
+      <w:r>
+        <w:rPr>
+          <w:rStyle w:val="AttributeTok"/>
+        </w:rPr>
+        <w:t xml:space="preserve">method =</w:t>
+      </w:r>
+      <w:r>
+        <w:rPr>
+          <w:rStyle w:val="NormalTok"/>
+        </w:rPr>
+        <w:t xml:space="preserve"> </w:t>
+      </w:r>
+      <w:r>
+        <w:rPr>
+          <w:rStyle w:val="StringTok"/>
+        </w:rPr>
+        <w:t xml:space="preserve">"lm"</w:t>
+      </w:r>
+      <w:r>
+        <w:rPr>
+          <w:rStyle w:val="NormalTok"/>
+        </w:rPr>
+        <w:t xml:space="preserve">, </w:t>
+      </w:r>
+      <w:r>
+        <w:rPr>
+          <w:rStyle w:val="AttributeTok"/>
+        </w:rPr>
+        <w:t xml:space="preserve">color =</w:t>
+      </w:r>
+      <w:r>
+        <w:rPr>
+          <w:rStyle w:val="NormalTok"/>
+        </w:rPr>
+        <w:t xml:space="preserve"> </w:t>
+      </w:r>
+      <w:r>
+        <w:rPr>
+          <w:rStyle w:val="StringTok"/>
+        </w:rPr>
+        <w:t xml:space="preserve">"red"</w:t>
+      </w:r>
+      <w:r>
+        <w:rPr>
+          <w:rStyle w:val="NormalTok"/>
+        </w:rPr>
+        <w:t xml:space="preserve">) </w:t>
+      </w:r>
+      <w:r>
+        <w:rPr>
+          <w:rStyle w:val="SpecialCharTok"/>
+        </w:rPr>
+        <w:t xml:space="preserve">+</w:t>
+      </w:r>
+      <w:r>
+        <w:br/>
+      </w:r>
+      <w:r>
+        <w:rPr>
+          <w:rStyle w:val="NormalTok"/>
+        </w:rPr>
+        <w:t xml:space="preserve">  </w:t>
+      </w:r>
+      <w:r>
+        <w:rPr>
+          <w:rStyle w:val="FunctionTok"/>
+        </w:rPr>
+        <w:t xml:space="preserve">facet_wrap</w:t>
+      </w:r>
+      <w:r>
+        <w:rPr>
+          <w:rStyle w:val="NormalTok"/>
+        </w:rPr>
+        <w:t xml:space="preserve">(</w:t>
+      </w:r>
+      <w:r>
+        <w:rPr>
+          <w:rStyle w:val="AttributeTok"/>
+        </w:rPr>
+        <w:t xml:space="preserve">facets =</w:t>
+      </w:r>
+      <w:r>
+        <w:rPr>
+          <w:rStyle w:val="NormalTok"/>
+        </w:rPr>
+        <w:t xml:space="preserve"> </w:t>
+      </w:r>
+      <w:r>
+        <w:rPr>
+          <w:rStyle w:val="FunctionTok"/>
+        </w:rPr>
+        <w:t xml:space="preserve">vars</w:t>
+      </w:r>
+      <w:r>
+        <w:rPr>
+          <w:rStyle w:val="NormalTok"/>
+        </w:rPr>
+        <w:t xml:space="preserve">(Strain))</w:t>
+      </w:r>
+    </w:p>
+    <w:p>
+      <w:pPr>
+        <w:pStyle w:val="FirstParagraph"/>
+      </w:pPr>
+      <w:r>
+        <w:drawing>
+          <wp:inline>
+            <wp:extent cx="5504749" cy="7339665"/>
+            <wp:effectExtent b="0" l="0" r="0" t="0"/>
+            <wp:docPr descr="" title="" id="25" name="Picture"/>
+            <a:graphic>
+              <a:graphicData uri="http://schemas.openxmlformats.org/drawingml/2006/picture">
+                <pic:pic>
+                  <pic:nvPicPr>
+                    <pic:cNvPr descr="Colocalization-timeseries_files/figure-docx/unnamed-chunk-3-2.png" id="26" name="Picture"/>
+                    <pic:cNvPicPr>
+                      <a:picLocks noChangeArrowheads="1" noChangeAspect="1"/>
+                    </pic:cNvPicPr>
+                  </pic:nvPicPr>
+                  <pic:blipFill>
+                    <a:blip r:embed="rId24"/>
+                    <a:stretch>
+                      <a:fillRect/>
+                    </a:stretch>
+                  </pic:blipFill>
+                  <pic:spPr bwMode="auto">
+                    <a:xfrm>
+                      <a:off x="0" y="0"/>
+                      <a:ext cx="5504749" cy="7339665"/>
+                    </a:xfrm>
+                    <a:prstGeom prst="rect">
+                      <a:avLst/>
+                    </a:prstGeom>
+                    <a:noFill/>
+                    <a:ln w="9525">
+                      <a:noFill/>
+                      <a:headEnd/>
+                      <a:tailEnd/>
+                    </a:ln>
+                  </pic:spPr>
+                </pic:pic>
+              </a:graphicData>
+            </a:graphic>
+          </wp:inline>
+        </w:drawing>
+      </w:r>
+    </w:p>
+    <w:p>
+      <w:pPr>
+        <w:pStyle w:val="SourceCode"/>
+      </w:pPr>
+      <w:r>
+        <w:rPr>
+          <w:rStyle w:val="FunctionTok"/>
+        </w:rPr>
+        <w:t xml:space="preserve">ggplot</w:t>
+      </w:r>
+      <w:r>
+        <w:rPr>
+          <w:rStyle w:val="NormalTok"/>
+        </w:rPr>
+        <w:t xml:space="preserve">(rawdata, </w:t>
+      </w:r>
+      <w:r>
+        <w:rPr>
+          <w:rStyle w:val="FunctionTok"/>
+        </w:rPr>
+        <w:t xml:space="preserve">aes</w:t>
+      </w:r>
+      <w:r>
+        <w:rPr>
+          <w:rStyle w:val="NormalTok"/>
+        </w:rPr>
+        <w:t xml:space="preserve">(Timepoint, PCC)) </w:t>
+      </w:r>
+      <w:r>
+        <w:rPr>
+          <w:rStyle w:val="SpecialCharTok"/>
+        </w:rPr>
+        <w:t xml:space="preserve">+</w:t>
+      </w:r>
+      <w:r>
+        <w:br/>
+      </w:r>
+      <w:r>
+        <w:rPr>
+          <w:rStyle w:val="NormalTok"/>
+        </w:rPr>
+        <w:t xml:space="preserve">  </w:t>
+      </w:r>
+      <w:r>
+        <w:rPr>
+          <w:rStyle w:val="FunctionTok"/>
+        </w:rPr>
+        <w:t xml:space="preserve">geom_point</w:t>
+      </w:r>
+      <w:r>
+        <w:rPr>
+          <w:rStyle w:val="NormalTok"/>
+        </w:rPr>
+        <w:t xml:space="preserve">() </w:t>
+      </w:r>
+      <w:r>
+        <w:rPr>
+          <w:rStyle w:val="SpecialCharTok"/>
+        </w:rPr>
+        <w:t xml:space="preserve">+</w:t>
+      </w:r>
+      <w:r>
+        <w:br/>
+      </w:r>
+      <w:r>
+        <w:rPr>
+          <w:rStyle w:val="NormalTok"/>
+        </w:rPr>
+        <w:t xml:space="preserve">  </w:t>
+      </w:r>
+      <w:r>
+        <w:rPr>
+          <w:rStyle w:val="FunctionTok"/>
+        </w:rPr>
+        <w:t xml:space="preserve">geom_smooth</w:t>
+      </w:r>
+      <w:r>
+        <w:rPr>
+          <w:rStyle w:val="NormalTok"/>
+        </w:rPr>
+        <w:t xml:space="preserve">() </w:t>
+      </w:r>
+      <w:r>
+        <w:rPr>
+          <w:rStyle w:val="SpecialCharTok"/>
+        </w:rPr>
+        <w:t xml:space="preserve">+</w:t>
+      </w:r>
+      <w:r>
+        <w:br/>
+      </w:r>
+      <w:r>
+        <w:rPr>
+          <w:rStyle w:val="NormalTok"/>
+        </w:rPr>
+        <w:t xml:space="preserve">  </w:t>
+      </w:r>
+      <w:r>
+        <w:rPr>
+          <w:rStyle w:val="FunctionTok"/>
+        </w:rPr>
+        <w:t xml:space="preserve">geom_smooth</w:t>
+      </w:r>
+      <w:r>
+        <w:rPr>
+          <w:rStyle w:val="NormalTok"/>
+        </w:rPr>
+        <w:t xml:space="preserve">(</w:t>
+      </w:r>
+      <w:r>
+        <w:rPr>
+          <w:rStyle w:val="AttributeTok"/>
+        </w:rPr>
+        <w:t xml:space="preserve">method =</w:t>
+      </w:r>
+      <w:r>
+        <w:rPr>
+          <w:rStyle w:val="NormalTok"/>
+        </w:rPr>
+        <w:t xml:space="preserve"> </w:t>
+      </w:r>
+      <w:r>
+        <w:rPr>
+          <w:rStyle w:val="StringTok"/>
+        </w:rPr>
+        <w:t xml:space="preserve">"lm"</w:t>
+      </w:r>
+      <w:r>
+        <w:rPr>
+          <w:rStyle w:val="NormalTok"/>
+        </w:rPr>
+        <w:t xml:space="preserve">, </w:t>
+      </w:r>
+      <w:r>
+        <w:rPr>
+          <w:rStyle w:val="AttributeTok"/>
+        </w:rPr>
+        <w:t xml:space="preserve">color =</w:t>
+      </w:r>
+      <w:r>
+        <w:rPr>
+          <w:rStyle w:val="NormalTok"/>
+        </w:rPr>
+        <w:t xml:space="preserve"> </w:t>
+      </w:r>
+      <w:r>
+        <w:rPr>
+          <w:rStyle w:val="StringTok"/>
+        </w:rPr>
+        <w:t xml:space="preserve">"red"</w:t>
+      </w:r>
+      <w:r>
+        <w:rPr>
+          <w:rStyle w:val="NormalTok"/>
+        </w:rPr>
+        <w:t xml:space="preserve">)</w:t>
+      </w:r>
+    </w:p>
+    <w:p>
+      <w:pPr>
+        <w:pStyle w:val="FirstParagraph"/>
+      </w:pPr>
+      <w:r>
+        <w:drawing>
+          <wp:inline>
+            <wp:extent cx="5504749" cy="7339665"/>
+            <wp:effectExtent b="0" l="0" r="0" t="0"/>
+            <wp:docPr descr="" title="" id="28" name="Picture"/>
+            <a:graphic>
+              <a:graphicData uri="http://schemas.openxmlformats.org/drawingml/2006/picture">
+                <pic:pic>
+                  <pic:nvPicPr>
+                    <pic:cNvPr descr="Colocalization-timeseries_files/figure-docx/unnamed-chunk-3-3.png" id="29" name="Picture"/>
+                    <pic:cNvPicPr>
+                      <a:picLocks noChangeArrowheads="1" noChangeAspect="1"/>
+                    </pic:cNvPicPr>
+                  </pic:nvPicPr>
+                  <pic:blipFill>
+                    <a:blip r:embed="rId27"/>
+                    <a:stretch>
+                      <a:fillRect/>
+                    </a:stretch>
+                  </pic:blipFill>
+                  <pic:spPr bwMode="auto">
+                    <a:xfrm>
+                      <a:off x="0" y="0"/>
+                      <a:ext cx="5504749" cy="7339665"/>
+                    </a:xfrm>
+                    <a:prstGeom prst="rect">
+                      <a:avLst/>
+                    </a:prstGeom>
+                    <a:noFill/>
+                    <a:ln w="9525">
+                      <a:noFill/>
+                      <a:headEnd/>
+                      <a:tailEnd/>
+                    </a:ln>
+                  </pic:spPr>
+                </pic:pic>
+              </a:graphicData>
+            </a:graphic>
+          </wp:inline>
+        </w:drawing>
+      </w:r>
+    </w:p>
+    <w:p>
+      <w:pPr>
+        <w:pStyle w:val="SourceCode"/>
+      </w:pPr>
+      <w:r>
+        <w:rPr>
+          <w:rStyle w:val="FunctionTok"/>
+        </w:rPr>
+        <w:t xml:space="preserve">ggplot</w:t>
+      </w:r>
+      <w:r>
+        <w:rPr>
+          <w:rStyle w:val="NormalTok"/>
+        </w:rPr>
+        <w:t xml:space="preserve">(rawdata, </w:t>
+      </w:r>
+      <w:r>
+        <w:rPr>
+          <w:rStyle w:val="FunctionTok"/>
+        </w:rPr>
+        <w:t xml:space="preserve">aes</w:t>
+      </w:r>
+      <w:r>
+        <w:rPr>
+          <w:rStyle w:val="NormalTok"/>
+        </w:rPr>
+        <w:t xml:space="preserve">(Timepoint, PCC, </w:t>
+      </w:r>
+      <w:r>
+        <w:rPr>
+          <w:rStyle w:val="AttributeTok"/>
+        </w:rPr>
+        <w:t xml:space="preserve">color =</w:t>
+      </w:r>
+      <w:r>
+        <w:rPr>
+          <w:rStyle w:val="NormalTok"/>
+        </w:rPr>
+        <w:t xml:space="preserve"> Strain)) </w:t>
+      </w:r>
+      <w:r>
+        <w:rPr>
+          <w:rStyle w:val="SpecialCharTok"/>
+        </w:rPr>
+        <w:t xml:space="preserve">+</w:t>
+      </w:r>
+      <w:r>
+        <w:br/>
+      </w:r>
+      <w:r>
+        <w:rPr>
+          <w:rStyle w:val="NormalTok"/>
+        </w:rPr>
+        <w:t xml:space="preserve">  </w:t>
+      </w:r>
+      <w:r>
+        <w:rPr>
+          <w:rStyle w:val="FunctionTok"/>
+        </w:rPr>
+        <w:t xml:space="preserve">geom_point</w:t>
+      </w:r>
+      <w:r>
+        <w:rPr>
+          <w:rStyle w:val="NormalTok"/>
+        </w:rPr>
+        <w:t xml:space="preserve">(</w:t>
+      </w:r>
+      <w:r>
+        <w:rPr>
+          <w:rStyle w:val="AttributeTok"/>
+        </w:rPr>
+        <w:t xml:space="preserve">alpha =</w:t>
+      </w:r>
+      <w:r>
+        <w:rPr>
+          <w:rStyle w:val="NormalTok"/>
+        </w:rPr>
+        <w:t xml:space="preserve"> </w:t>
+      </w:r>
+      <w:r>
+        <w:rPr>
+          <w:rStyle w:val="FloatTok"/>
+        </w:rPr>
+        <w:t xml:space="preserve">0.25</w:t>
+      </w:r>
+      <w:r>
+        <w:rPr>
+          <w:rStyle w:val="NormalTok"/>
+        </w:rPr>
+        <w:t xml:space="preserve">) </w:t>
+      </w:r>
+      <w:r>
+        <w:rPr>
+          <w:rStyle w:val="SpecialCharTok"/>
+        </w:rPr>
+        <w:t xml:space="preserve">+</w:t>
+      </w:r>
+      <w:r>
+        <w:br/>
+      </w:r>
+      <w:r>
+        <w:rPr>
+          <w:rStyle w:val="NormalTok"/>
+        </w:rPr>
+        <w:t xml:space="preserve">  </w:t>
+      </w:r>
+      <w:r>
+        <w:rPr>
+          <w:rStyle w:val="FunctionTok"/>
+        </w:rPr>
+        <w:t xml:space="preserve">geom_smooth</w:t>
+      </w:r>
+      <w:r>
+        <w:rPr>
+          <w:rStyle w:val="NormalTok"/>
+        </w:rPr>
+        <w:t xml:space="preserve">() </w:t>
+      </w:r>
+      <w:r>
+        <w:rPr>
+          <w:rStyle w:val="SpecialCharTok"/>
+        </w:rPr>
+        <w:t xml:space="preserve">+</w:t>
+      </w:r>
+      <w:r>
+        <w:br/>
+      </w:r>
+      <w:r>
+        <w:rPr>
+          <w:rStyle w:val="NormalTok"/>
+        </w:rPr>
+        <w:t xml:space="preserve">  </w:t>
+      </w:r>
+      <w:r>
+        <w:rPr>
+          <w:rStyle w:val="FunctionTok"/>
+        </w:rPr>
+        <w:t xml:space="preserve">scale_y_continuous</w:t>
+      </w:r>
+      <w:r>
+        <w:rPr>
+          <w:rStyle w:val="NormalTok"/>
+        </w:rPr>
+        <w:t xml:space="preserve">(</w:t>
+      </w:r>
+      <w:r>
+        <w:rPr>
+          <w:rStyle w:val="AttributeTok"/>
+        </w:rPr>
+        <w:t xml:space="preserve">name =</w:t>
+      </w:r>
+      <w:r>
+        <w:rPr>
+          <w:rStyle w:val="NormalTok"/>
+        </w:rPr>
+        <w:t xml:space="preserve"> </w:t>
+      </w:r>
+      <w:r>
+        <w:rPr>
+          <w:rStyle w:val="StringTok"/>
+        </w:rPr>
+        <w:t xml:space="preserve">"PCC</w:t>
+      </w:r>
+      <w:r>
+        <w:rPr>
+          <w:rStyle w:val="SpecialCharTok"/>
+        </w:rPr>
+        <w:t xml:space="preserve">\n</w:t>
+      </w:r>
+      <w:r>
+        <w:rPr>
+          <w:rStyle w:val="StringTok"/>
+        </w:rPr>
+        <w:t xml:space="preserve">mean \u00b1 95% CI"</w:t>
+      </w:r>
+      <w:r>
+        <w:rPr>
+          <w:rStyle w:val="NormalTok"/>
+        </w:rPr>
+        <w:t xml:space="preserve">, </w:t>
+      </w:r>
+      <w:r>
+        <w:rPr>
+          <w:rStyle w:val="AttributeTok"/>
+        </w:rPr>
+        <w:t xml:space="preserve">limits =</w:t>
+      </w:r>
+      <w:r>
+        <w:rPr>
+          <w:rStyle w:val="NormalTok"/>
+        </w:rPr>
+        <w:t xml:space="preserve"> </w:t>
+      </w:r>
+      <w:r>
+        <w:rPr>
+          <w:rStyle w:val="FunctionTok"/>
+        </w:rPr>
+        <w:t xml:space="preserve">c</w:t>
+      </w:r>
+      <w:r>
+        <w:rPr>
+          <w:rStyle w:val="NormalTok"/>
+        </w:rPr>
+        <w:t xml:space="preserve">(</w:t>
+      </w:r>
+      <w:r>
+        <w:rPr>
+          <w:rStyle w:val="DecValTok"/>
+        </w:rPr>
+        <w:t xml:space="preserve">0</w:t>
+      </w:r>
+      <w:r>
+        <w:rPr>
+          <w:rStyle w:val="NormalTok"/>
+        </w:rPr>
+        <w:t xml:space="preserve">, </w:t>
+      </w:r>
+      <w:r>
+        <w:rPr>
+          <w:rStyle w:val="FloatTok"/>
+        </w:rPr>
+        <w:t xml:space="preserve">0.75</w:t>
+      </w:r>
+      <w:r>
+        <w:rPr>
+          <w:rStyle w:val="NormalTok"/>
+        </w:rPr>
+        <w:t xml:space="preserve">)) </w:t>
+      </w:r>
+      <w:r>
+        <w:rPr>
+          <w:rStyle w:val="SpecialCharTok"/>
+        </w:rPr>
+        <w:t xml:space="preserve">+</w:t>
+      </w:r>
+      <w:r>
+        <w:br/>
+      </w:r>
+      <w:r>
+        <w:rPr>
+          <w:rStyle w:val="NormalTok"/>
+        </w:rPr>
+        <w:t xml:space="preserve">  </w:t>
+      </w:r>
+      <w:r>
+        <w:rPr>
+          <w:rStyle w:val="FunctionTok"/>
+        </w:rPr>
+        <w:t xml:space="preserve">xlab</w:t>
+      </w:r>
+      <w:r>
+        <w:rPr>
+          <w:rStyle w:val="NormalTok"/>
+        </w:rPr>
+        <w:t xml:space="preserve">(</w:t>
+      </w:r>
+      <w:r>
+        <w:rPr>
+          <w:rStyle w:val="StringTok"/>
+        </w:rPr>
+        <w:t xml:space="preserve">"elapsed time [min]"</w:t>
+      </w:r>
+      <w:r>
+        <w:rPr>
+          <w:rStyle w:val="NormalTok"/>
+        </w:rPr>
+        <w:t xml:space="preserve">)</w:t>
+      </w:r>
+    </w:p>
+    <w:p>
+      <w:pPr>
+        <w:pStyle w:val="FirstParagraph"/>
+      </w:pPr>
+      <w:r>
+        <w:drawing>
+          <wp:inline>
+            <wp:extent cx="5504749" cy="7339665"/>
+            <wp:effectExtent b="0" l="0" r="0" t="0"/>
+            <wp:docPr descr="" title="" id="31" name="Picture"/>
+            <a:graphic>
+              <a:graphicData uri="http://schemas.openxmlformats.org/drawingml/2006/picture">
+                <pic:pic>
+                  <pic:nvPicPr>
+                    <pic:cNvPr descr="Colocalization-timeseries_files/figure-docx/unnamed-chunk-3-4.png" id="32" name="Picture"/>
+                    <pic:cNvPicPr>
+                      <a:picLocks noChangeArrowheads="1" noChangeAspect="1"/>
+                    </pic:cNvPicPr>
+                  </pic:nvPicPr>
+                  <pic:blipFill>
+                    <a:blip r:embed="rId30"/>
+                    <a:stretch>
+                      <a:fillRect/>
+                    </a:stretch>
+                  </pic:blipFill>
+                  <pic:spPr bwMode="auto">
+                    <a:xfrm>
+                      <a:off x="0" y="0"/>
+                      <a:ext cx="5504749" cy="7339665"/>
+                    </a:xfrm>
+                    <a:prstGeom prst="rect">
+                      <a:avLst/>
+                    </a:prstGeom>
+                    <a:noFill/>
+                    <a:ln w="9525">
+                      <a:noFill/>
+                      <a:headEnd/>
+                      <a:tailEnd/>
+                    </a:ln>
+                  </pic:spPr>
+                </pic:pic>
+              </a:graphicData>
+            </a:graphic>
+          </wp:inline>
+        </w:drawing>
+      </w:r>
+    </w:p>
+    <w:p>
+      <w:pPr>
         <w:pStyle w:val="BodyText"/>
       </w:pPr>
       <w:r>
+        <w:t xml:space="preserve">As we see in the two generated plots, the red line from the linear regression is quiet different from the result from the loess method. This was expected for a number of reasons:</w:t>
+      </w:r>
+      <w:r>
+        <w:br/>
+      </w:r>
+    </w:p>
+    <w:p>
+      <w:pPr>
+        <w:numPr>
+          <w:ilvl w:val="0"/>
+          <w:numId w:val="1002"/>
+        </w:numPr>
+      </w:pPr>
+      <w:r>
+        <w:t xml:space="preserve">From the experiment performed, we expected at first a rise of the PCC values, than the longer the time goes on that will fall again.</w:t>
+      </w:r>
+      <w:r>
+        <w:br/>
+      </w:r>
+    </w:p>
+    <w:p>
+      <w:pPr>
+        <w:numPr>
+          <w:ilvl w:val="0"/>
+          <w:numId w:val="1002"/>
+        </w:numPr>
+      </w:pPr>
+      <w:r>
+        <w:t xml:space="preserve">PCC values are hard limited, meaning they always have a value between -1 and 1. It would not be appropriate to use a linear regression to predict values outside of this range.</w:t>
+      </w:r>
+      <w:r>
+        <w:br/>
+      </w:r>
+    </w:p>
+    <w:p>
+      <w:pPr>
+        <w:pStyle w:val="FirstParagraph"/>
+      </w:pPr>
+      <w:r>
+        <w:t xml:space="preserve">Let’s take a moment and think about our data: We have one measured, dependent variable (PCC) and two independent variables (Strain and Timepoint). Based on this a linear mixed model (LMM) seems to be more appropriate.</w:t>
+      </w:r>
+    </w:p>
+    <w:bookmarkEnd w:id="33"/>
+    <w:bookmarkStart w:id="35" w:name="building-the-linear-mixed-model"/>
+    <w:p>
+      <w:pPr>
+        <w:pStyle w:val="Heading1"/>
+      </w:pPr>
+      <w:r>
+        <w:t xml:space="preserve">Building the Linear Mixed Model</w:t>
+      </w:r>
+    </w:p>
+    <w:bookmarkStart w:id="34" w:name="random-intercept-model"/>
+    <w:p>
+      <w:pPr>
+        <w:pStyle w:val="Heading2"/>
+      </w:pPr>
+      <w:r>
+        <w:t xml:space="preserve">Random Intercept Model</w:t>
+      </w:r>
+    </w:p>
+    <w:p>
+      <w:pPr>
+        <w:pStyle w:val="SourceCode"/>
+      </w:pPr>
+      <w:r>
+        <w:rPr>
+          <w:rStyle w:val="NormalTok"/>
+        </w:rPr>
+        <w:t xml:space="preserve">rawdata </w:t>
+      </w:r>
+      <w:r>
+        <w:rPr>
+          <w:rStyle w:val="OtherTok"/>
+        </w:rPr>
+        <w:t xml:space="preserve">&lt;-</w:t>
+      </w:r>
+      <w:r>
+        <w:rPr>
+          <w:rStyle w:val="NormalTok"/>
+        </w:rPr>
+        <w:t xml:space="preserve"> rawdata </w:t>
+      </w:r>
+      <w:r>
+        <w:rPr>
+          <w:rStyle w:val="SpecialCharTok"/>
+        </w:rPr>
+        <w:t xml:space="preserve">|&gt;</w:t>
+      </w:r>
+      <w:r>
+        <w:rPr>
+          <w:rStyle w:val="NormalTok"/>
+        </w:rPr>
+        <w:t xml:space="preserve"> </w:t>
+      </w:r>
+      <w:r>
+        <w:rPr>
+          <w:rStyle w:val="FunctionTok"/>
+        </w:rPr>
+        <w:t xml:space="preserve">rename</w:t>
+      </w:r>
+      <w:r>
+        <w:rPr>
+          <w:rStyle w:val="NormalTok"/>
+        </w:rPr>
+        <w:t xml:space="preserve">(</w:t>
+      </w:r>
+      <w:r>
+        <w:rPr>
+          <w:rStyle w:val="AttributeTok"/>
+        </w:rPr>
+        <w:t xml:space="preserve">Sample =</w:t>
+      </w:r>
+      <w:r>
+        <w:rPr>
+          <w:rStyle w:val="NormalTok"/>
+        </w:rPr>
+        <w:t xml:space="preserve"> Replicate)</w:t>
+      </w:r>
+      <w:r>
+        <w:br/>
+      </w:r>
+      <w:r>
+        <w:rPr>
+          <w:rStyle w:val="NormalTok"/>
+        </w:rPr>
+        <w:t xml:space="preserve">rawdata</w:t>
+      </w:r>
+      <w:r>
+        <w:rPr>
+          <w:rStyle w:val="SpecialCharTok"/>
+        </w:rPr>
+        <w:t xml:space="preserve">$</w:t>
+      </w:r>
+      <w:r>
+        <w:rPr>
+          <w:rStyle w:val="NormalTok"/>
+        </w:rPr>
+        <w:t xml:space="preserve">Sample </w:t>
+      </w:r>
+      <w:r>
+        <w:rPr>
+          <w:rStyle w:val="OtherTok"/>
+        </w:rPr>
+        <w:t xml:space="preserve">&lt;-</w:t>
+      </w:r>
+      <w:r>
+        <w:rPr>
+          <w:rStyle w:val="NormalTok"/>
+        </w:rPr>
+        <w:t xml:space="preserve"> </w:t>
+      </w:r>
+      <w:r>
+        <w:rPr>
+          <w:rStyle w:val="FunctionTok"/>
+        </w:rPr>
+        <w:t xml:space="preserve">factor</w:t>
+      </w:r>
+      <w:r>
+        <w:rPr>
+          <w:rStyle w:val="NormalTok"/>
+        </w:rPr>
+        <w:t xml:space="preserve">(</w:t>
+      </w:r>
+      <w:r>
+        <w:rPr>
+          <w:rStyle w:val="FunctionTok"/>
+        </w:rPr>
+        <w:t xml:space="preserve">paste</w:t>
+      </w:r>
+      <w:r>
+        <w:rPr>
+          <w:rStyle w:val="NormalTok"/>
+        </w:rPr>
+        <w:t xml:space="preserve">(rawdata</w:t>
+      </w:r>
+      <w:r>
+        <w:rPr>
+          <w:rStyle w:val="SpecialCharTok"/>
+        </w:rPr>
+        <w:t xml:space="preserve">$</w:t>
+      </w:r>
+      <w:r>
+        <w:rPr>
+          <w:rStyle w:val="NormalTok"/>
+        </w:rPr>
+        <w:t xml:space="preserve">Strain, rawdata</w:t>
+      </w:r>
+      <w:r>
+        <w:rPr>
+          <w:rStyle w:val="SpecialCharTok"/>
+        </w:rPr>
+        <w:t xml:space="preserve">$</w:t>
+      </w:r>
+      <w:r>
+        <w:rPr>
+          <w:rStyle w:val="NormalTok"/>
+        </w:rPr>
+        <w:t xml:space="preserve">Sample, </w:t>
+      </w:r>
+      <w:r>
+        <w:rPr>
+          <w:rStyle w:val="AttributeTok"/>
+        </w:rPr>
+        <w:t xml:space="preserve">sep =</w:t>
+      </w:r>
+      <w:r>
+        <w:rPr>
+          <w:rStyle w:val="NormalTok"/>
+        </w:rPr>
+        <w:t xml:space="preserve"> </w:t>
+      </w:r>
+      <w:r>
+        <w:rPr>
+          <w:rStyle w:val="StringTok"/>
+        </w:rPr>
+        <w:t xml:space="preserve">"_"</w:t>
+      </w:r>
+      <w:r>
+        <w:rPr>
+          <w:rStyle w:val="NormalTok"/>
+        </w:rPr>
+        <w:t xml:space="preserve">))</w:t>
+      </w:r>
+      <w:r>
+        <w:br/>
+      </w:r>
+      <w:r>
+        <w:rPr>
+          <w:rStyle w:val="NormalTok"/>
+        </w:rPr>
+        <w:t xml:space="preserve">lmer_out </w:t>
+      </w:r>
+      <w:r>
+        <w:rPr>
+          <w:rStyle w:val="OtherTok"/>
+        </w:rPr>
+        <w:t xml:space="preserve">&lt;-</w:t>
+      </w:r>
+      <w:r>
+        <w:rPr>
+          <w:rStyle w:val="NormalTok"/>
+        </w:rPr>
+        <w:t xml:space="preserve"> </w:t>
+      </w:r>
+      <w:r>
+        <w:rPr>
+          <w:rStyle w:val="FunctionTok"/>
+        </w:rPr>
+        <w:t xml:space="preserve">lmer</w:t>
+      </w:r>
+      <w:r>
+        <w:rPr>
+          <w:rStyle w:val="NormalTok"/>
+        </w:rPr>
+        <w:t xml:space="preserve">(PCC </w:t>
+      </w:r>
+      <w:r>
+        <w:rPr>
+          <w:rStyle w:val="SpecialCharTok"/>
+        </w:rPr>
+        <w:t xml:space="preserve">~</w:t>
+      </w:r>
+      <w:r>
+        <w:rPr>
+          <w:rStyle w:val="NormalTok"/>
+        </w:rPr>
+        <w:t xml:space="preserve"> Strain </w:t>
+      </w:r>
+      <w:r>
+        <w:rPr>
+          <w:rStyle w:val="SpecialCharTok"/>
+        </w:rPr>
+        <w:t xml:space="preserve">*</w:t>
+      </w:r>
+      <w:r>
+        <w:rPr>
+          <w:rStyle w:val="NormalTok"/>
+        </w:rPr>
+        <w:t xml:space="preserve"> Timepoint </w:t>
+      </w:r>
+      <w:r>
+        <w:rPr>
+          <w:rStyle w:val="SpecialCharTok"/>
+        </w:rPr>
+        <w:t xml:space="preserve">+</w:t>
+      </w:r>
+      <w:r>
+        <w:rPr>
+          <w:rStyle w:val="NormalTok"/>
+        </w:rPr>
+        <w:t xml:space="preserve"> (</w:t>
+      </w:r>
+      <w:r>
+        <w:rPr>
+          <w:rStyle w:val="DecValTok"/>
+        </w:rPr>
+        <w:t xml:space="preserve">1</w:t>
+      </w:r>
+      <w:r>
+        <w:rPr>
+          <w:rStyle w:val="NormalTok"/>
+        </w:rPr>
+        <w:t xml:space="preserve"> </w:t>
+      </w:r>
+      <w:r>
+        <w:rPr>
+          <w:rStyle w:val="SpecialCharTok"/>
+        </w:rPr>
+        <w:t xml:space="preserve">|</w:t>
+      </w:r>
+      <w:r>
+        <w:rPr>
+          <w:rStyle w:val="NormalTok"/>
+        </w:rPr>
+        <w:t xml:space="preserve"> Sample), </w:t>
+      </w:r>
+      <w:r>
+        <w:rPr>
+          <w:rStyle w:val="AttributeTok"/>
+        </w:rPr>
+        <w:t xml:space="preserve">data =</w:t>
+      </w:r>
+      <w:r>
+        <w:rPr>
+          <w:rStyle w:val="NormalTok"/>
+        </w:rPr>
+        <w:t xml:space="preserve"> rawdata)</w:t>
+      </w:r>
+      <w:r>
+        <w:br/>
+      </w:r>
+      <w:r>
+        <w:rPr>
+          <w:rStyle w:val="FunctionTok"/>
+        </w:rPr>
+        <w:t xml:space="preserve">tidy</w:t>
+      </w:r>
+      <w:r>
+        <w:rPr>
+          <w:rStyle w:val="NormalTok"/>
+        </w:rPr>
+        <w:t xml:space="preserve">(lmer_out)</w:t>
+      </w:r>
+      <w:r>
+        <w:br/>
+      </w:r>
+      <w:r>
+        <w:rPr>
+          <w:rStyle w:val="NormalTok"/>
+        </w:rPr>
+        <w:t xml:space="preserve">(</w:t>
+      </w:r>
+      <w:r>
+        <w:rPr>
+          <w:rStyle w:val="FunctionTok"/>
+        </w:rPr>
+        <w:t xml:space="preserve">Anova</w:t>
+      </w:r>
+      <w:r>
+        <w:rPr>
+          <w:rStyle w:val="NormalTok"/>
+        </w:rPr>
+        <w:t xml:space="preserve">(lmer_out))</w:t>
+      </w:r>
+      <w:r>
+        <w:br/>
+      </w:r>
+      <w:r>
+        <w:rPr>
+          <w:rStyle w:val="FunctionTok"/>
+        </w:rPr>
+        <w:t xml:space="preserve">tidy</w:t>
+      </w:r>
+      <w:r>
+        <w:rPr>
+          <w:rStyle w:val="NormalTok"/>
+        </w:rPr>
+        <w:t xml:space="preserve">(</w:t>
+      </w:r>
+      <w:r>
+        <w:rPr>
+          <w:rStyle w:val="FunctionTok"/>
+        </w:rPr>
+        <w:t xml:space="preserve">Anova</w:t>
+      </w:r>
+      <w:r>
+        <w:rPr>
+          <w:rStyle w:val="NormalTok"/>
+        </w:rPr>
+        <w:t xml:space="preserve">(lmer_out))</w:t>
+      </w:r>
+    </w:p>
+    <w:p>
+      <w:pPr>
+        <w:pStyle w:val="SourceCode"/>
+      </w:pPr>
+      <w:r>
+        <w:rPr>
+          <w:rStyle w:val="NormalTok"/>
+        </w:rPr>
+        <w:t xml:space="preserve">(lmer_out_param </w:t>
+      </w:r>
+      <w:r>
+        <w:rPr>
+          <w:rStyle w:val="OtherTok"/>
+        </w:rPr>
+        <w:t xml:space="preserve">&lt;-</w:t>
+      </w:r>
+      <w:r>
+        <w:rPr>
+          <w:rStyle w:val="NormalTok"/>
+        </w:rPr>
+        <w:t xml:space="preserve"> </w:t>
+      </w:r>
+      <w:r>
+        <w:rPr>
+          <w:rStyle w:val="FunctionTok"/>
+        </w:rPr>
+        <w:t xml:space="preserve">model_parameters</w:t>
+      </w:r>
+      <w:r>
+        <w:rPr>
+          <w:rStyle w:val="NormalTok"/>
+        </w:rPr>
+        <w:t xml:space="preserve">(lmer_out, </w:t>
+      </w:r>
+      <w:r>
+        <w:rPr>
+          <w:rStyle w:val="AttributeTok"/>
+        </w:rPr>
+        <w:t xml:space="preserve">group_level =</w:t>
+      </w:r>
+      <w:r>
+        <w:rPr>
+          <w:rStyle w:val="NormalTok"/>
+        </w:rPr>
+        <w:t xml:space="preserve"> </w:t>
+      </w:r>
+      <w:r>
+        <w:rPr>
+          <w:rStyle w:val="ConstantTok"/>
+        </w:rPr>
+        <w:t xml:space="preserve">TRUE</w:t>
+      </w:r>
+      <w:r>
+        <w:rPr>
+          <w:rStyle w:val="NormalTok"/>
+        </w:rPr>
+        <w:t xml:space="preserve">))</w:t>
+      </w:r>
+      <w:r>
+        <w:br/>
+      </w:r>
+      <w:r>
+        <w:rPr>
+          <w:rStyle w:val="NormalTok"/>
+        </w:rPr>
+        <w:t xml:space="preserve">intercept_all </w:t>
+      </w:r>
+      <w:r>
+        <w:rPr>
+          <w:rStyle w:val="OtherTok"/>
+        </w:rPr>
+        <w:t xml:space="preserve">&lt;-</w:t>
+      </w:r>
+      <w:r>
+        <w:rPr>
+          <w:rStyle w:val="NormalTok"/>
+        </w:rPr>
+        <w:t xml:space="preserve"> lmer_out_param</w:t>
+      </w:r>
+      <w:r>
+        <w:rPr>
+          <w:rStyle w:val="SpecialCharTok"/>
+        </w:rPr>
+        <w:t xml:space="preserve">$</w:t>
+      </w:r>
+      <w:r>
+        <w:rPr>
+          <w:rStyle w:val="NormalTok"/>
+        </w:rPr>
+        <w:t xml:space="preserve">Coefficient[</w:t>
+      </w:r>
+      <w:r>
+        <w:rPr>
+          <w:rStyle w:val="DecValTok"/>
+        </w:rPr>
+        <w:t xml:space="preserve">1</w:t>
+      </w:r>
+      <w:r>
+        <w:rPr>
+          <w:rStyle w:val="NormalTok"/>
+        </w:rPr>
+        <w:t xml:space="preserve">]</w:t>
+      </w:r>
+      <w:r>
+        <w:br/>
+      </w:r>
+      <w:r>
+        <w:rPr>
+          <w:rStyle w:val="NormalTok"/>
+        </w:rPr>
+        <w:t xml:space="preserve">slope_Mut1 </w:t>
+      </w:r>
+      <w:r>
+        <w:rPr>
+          <w:rStyle w:val="OtherTok"/>
+        </w:rPr>
+        <w:t xml:space="preserve">&lt;-</w:t>
+      </w:r>
+      <w:r>
+        <w:rPr>
+          <w:rStyle w:val="NormalTok"/>
+        </w:rPr>
+        <w:t xml:space="preserve"> lmer_out_param</w:t>
+      </w:r>
+      <w:r>
+        <w:rPr>
+          <w:rStyle w:val="SpecialCharTok"/>
+        </w:rPr>
+        <w:t xml:space="preserve">$</w:t>
+      </w:r>
+      <w:r>
+        <w:rPr>
+          <w:rStyle w:val="NormalTok"/>
+        </w:rPr>
+        <w:t xml:space="preserve">Coefficient[</w:t>
+      </w:r>
+      <w:r>
+        <w:rPr>
+          <w:rStyle w:val="DecValTok"/>
+        </w:rPr>
+        <w:t xml:space="preserve">2</w:t>
+      </w:r>
+      <w:r>
+        <w:rPr>
+          <w:rStyle w:val="NormalTok"/>
+        </w:rPr>
+        <w:t xml:space="preserve">]</w:t>
+      </w:r>
+      <w:r>
+        <w:br/>
+      </w:r>
+      <w:r>
+        <w:rPr>
+          <w:rStyle w:val="NormalTok"/>
+        </w:rPr>
+        <w:t xml:space="preserve">slope_Mut2 </w:t>
+      </w:r>
+      <w:r>
+        <w:rPr>
+          <w:rStyle w:val="OtherTok"/>
+        </w:rPr>
+        <w:t xml:space="preserve">&lt;-</w:t>
+      </w:r>
+      <w:r>
+        <w:rPr>
+          <w:rStyle w:val="NormalTok"/>
+        </w:rPr>
+        <w:t xml:space="preserve"> lmer_out_param</w:t>
+      </w:r>
+      <w:r>
+        <w:rPr>
+          <w:rStyle w:val="SpecialCharTok"/>
+        </w:rPr>
+        <w:t xml:space="preserve">$</w:t>
+      </w:r>
+      <w:r>
+        <w:rPr>
+          <w:rStyle w:val="NormalTok"/>
+        </w:rPr>
+        <w:t xml:space="preserve">Coefficient[</w:t>
+      </w:r>
+      <w:r>
+        <w:rPr>
+          <w:rStyle w:val="DecValTok"/>
+        </w:rPr>
+        <w:t xml:space="preserve">3</w:t>
+      </w:r>
+      <w:r>
+        <w:rPr>
+          <w:rStyle w:val="NormalTok"/>
+        </w:rPr>
+        <w:t xml:space="preserve">]</w:t>
+      </w:r>
+      <w:r>
+        <w:br/>
+      </w:r>
+      <w:r>
+        <w:rPr>
+          <w:rStyle w:val="NormalTok"/>
+        </w:rPr>
+        <w:t xml:space="preserve">plotdata </w:t>
+      </w:r>
+      <w:r>
+        <w:rPr>
+          <w:rStyle w:val="OtherTok"/>
+        </w:rPr>
+        <w:t xml:space="preserve">&lt;-</w:t>
+      </w:r>
+      <w:r>
+        <w:rPr>
+          <w:rStyle w:val="NormalTok"/>
+        </w:rPr>
+        <w:t xml:space="preserve"> </w:t>
+      </w:r>
+      <w:r>
+        <w:rPr>
+          <w:rStyle w:val="FunctionTok"/>
+        </w:rPr>
+        <w:t xml:space="preserve">tibble</w:t>
+      </w:r>
+      <w:r>
+        <w:rPr>
+          <w:rStyle w:val="NormalTok"/>
+        </w:rPr>
+        <w:t xml:space="preserve">(</w:t>
+      </w:r>
+      <w:r>
+        <w:br/>
+      </w:r>
+      <w:r>
+        <w:rPr>
+          <w:rStyle w:val="NormalTok"/>
+        </w:rPr>
+        <w:t xml:space="preserve">  </w:t>
+      </w:r>
+      <w:r>
+        <w:rPr>
+          <w:rStyle w:val="AttributeTok"/>
+        </w:rPr>
+        <w:t xml:space="preserve">Timepoint =</w:t>
+      </w:r>
+      <w:r>
+        <w:rPr>
+          <w:rStyle w:val="NormalTok"/>
+        </w:rPr>
+        <w:t xml:space="preserve"> lmer_out_param</w:t>
+      </w:r>
+      <w:r>
+        <w:rPr>
+          <w:rStyle w:val="SpecialCharTok"/>
+        </w:rPr>
+        <w:t xml:space="preserve">$</w:t>
+      </w:r>
+      <w:r>
+        <w:rPr>
+          <w:rStyle w:val="NormalTok"/>
+        </w:rPr>
+        <w:t xml:space="preserve">Level[</w:t>
+      </w:r>
+      <w:r>
+        <w:rPr>
+          <w:rStyle w:val="SpecialCharTok"/>
+        </w:rPr>
+        <w:t xml:space="preserve">-</w:t>
+      </w:r>
+      <w:r>
+        <w:rPr>
+          <w:rStyle w:val="NormalTok"/>
+        </w:rPr>
+        <w:t xml:space="preserve">(</w:t>
+      </w:r>
+      <w:r>
+        <w:rPr>
+          <w:rStyle w:val="DecValTok"/>
+        </w:rPr>
+        <w:t xml:space="preserve">1</w:t>
+      </w:r>
+      <w:r>
+        <w:rPr>
+          <w:rStyle w:val="SpecialCharTok"/>
+        </w:rPr>
+        <w:t xml:space="preserve">:</w:t>
+      </w:r>
+      <w:r>
+        <w:rPr>
+          <w:rStyle w:val="DecValTok"/>
+        </w:rPr>
+        <w:t xml:space="preserve">3</w:t>
+      </w:r>
+      <w:r>
+        <w:rPr>
+          <w:rStyle w:val="NormalTok"/>
+        </w:rPr>
+        <w:t xml:space="preserve">)],</w:t>
+      </w:r>
+      <w:r>
+        <w:br/>
+      </w:r>
+      <w:r>
+        <w:rPr>
+          <w:rStyle w:val="NormalTok"/>
+        </w:rPr>
+        <w:t xml:space="preserve">  </w:t>
+      </w:r>
+      <w:r>
+        <w:rPr>
+          <w:rStyle w:val="AttributeTok"/>
+        </w:rPr>
+        <w:t xml:space="preserve">intercept =</w:t>
+      </w:r>
+      <w:r>
+        <w:rPr>
+          <w:rStyle w:val="NormalTok"/>
+        </w:rPr>
+        <w:t xml:space="preserve"> lmer_out_param</w:t>
+      </w:r>
+      <w:r>
+        <w:rPr>
+          <w:rStyle w:val="SpecialCharTok"/>
+        </w:rPr>
+        <w:t xml:space="preserve">$</w:t>
+      </w:r>
+      <w:r>
+        <w:rPr>
+          <w:rStyle w:val="NormalTok"/>
+        </w:rPr>
+        <w:t xml:space="preserve">Coefficient[</w:t>
+      </w:r>
+      <w:r>
+        <w:rPr>
+          <w:rStyle w:val="SpecialCharTok"/>
+        </w:rPr>
+        <w:t xml:space="preserve">-</w:t>
+      </w:r>
+      <w:r>
+        <w:rPr>
+          <w:rStyle w:val="NormalTok"/>
+        </w:rPr>
+        <w:t xml:space="preserve">(</w:t>
+      </w:r>
+      <w:r>
+        <w:rPr>
+          <w:rStyle w:val="DecValTok"/>
+        </w:rPr>
+        <w:t xml:space="preserve">1</w:t>
+      </w:r>
+      <w:r>
+        <w:rPr>
+          <w:rStyle w:val="SpecialCharTok"/>
+        </w:rPr>
+        <w:t xml:space="preserve">:</w:t>
+      </w:r>
+      <w:r>
+        <w:rPr>
+          <w:rStyle w:val="DecValTok"/>
+        </w:rPr>
+        <w:t xml:space="preserve">3</w:t>
+      </w:r>
+      <w:r>
+        <w:rPr>
+          <w:rStyle w:val="NormalTok"/>
+        </w:rPr>
+        <w:t xml:space="preserve">)] </w:t>
+      </w:r>
+      <w:r>
+        <w:rPr>
+          <w:rStyle w:val="SpecialCharTok"/>
+        </w:rPr>
+        <w:t xml:space="preserve">+</w:t>
+      </w:r>
+      <w:r>
+        <w:br/>
+      </w:r>
+      <w:r>
+        <w:rPr>
+          <w:rStyle w:val="NormalTok"/>
+        </w:rPr>
+        <w:t xml:space="preserve">    intercept_all</w:t>
+      </w:r>
+      <w:r>
+        <w:br/>
+      </w:r>
+      <w:r>
+        <w:rPr>
+          <w:rStyle w:val="NormalTok"/>
+        </w:rPr>
+        <w:t xml:space="preserve">)</w:t>
+      </w:r>
+    </w:p>
+    <w:p>
+      <w:pPr>
+        <w:pStyle w:val="FirstParagraph"/>
+      </w:pPr>
+      <w:r>
         <w:t xml:space="preserve">The</w:t>
       </w:r>
       <w:r>
@@ -299,10 +2519,11 @@
         <w:t xml:space="preserve">option disables the printing of code (only output is displayed).</w:t>
       </w:r>
     </w:p>
-    <w:bookmarkEnd w:id="19"/>
+    <w:bookmarkEnd w:id="34"/>
+    <w:bookmarkEnd w:id="35"/>
     <w:sectPr>
-      <w:headerReference r:id="rId8" w:type="default"/>
-      <w:footerReference r:id="rId9" w:type="default"/>
+      <w:headerReference r:id="rId9" w:type="default"/>
+      <w:footerReference r:id="rId10" w:type="default"/>
       <w:footnotePr>
         <w:numRestart w:val="eachSect"/>
       </w:footnotePr>
@@ -579,11 +2800,156 @@
       </w:pPr>
     </w:lvl>
   </w:abstractNum>
+  <w:abstractNum w:abstractNumId="99411">
+    <w:nsid w:val="00A99411"/>
+    <w:multiLevelType w:val="multilevel"/>
+    <w:lvl w:ilvl="0">
+      <w:start w:val="1"/>
+      <w:numFmt w:val="decimal"/>
+      <w:lvlText w:val="%1."/>
+      <w:lvlJc w:val="left"/>
+      <w:pPr>
+        <w:ind w:left="720" w:hanging="360"/>
+      </w:pPr>
+    </w:lvl>
+    <w:lvl w:ilvl="1">
+      <w:start w:val="1"/>
+      <w:numFmt w:val="decimal"/>
+      <w:lvlText w:val="%2."/>
+      <w:lvlJc w:val="left"/>
+      <w:pPr>
+        <w:ind w:left="1440" w:hanging="360"/>
+      </w:pPr>
+    </w:lvl>
+    <w:lvl w:ilvl="2">
+      <w:start w:val="1"/>
+      <w:numFmt w:val="decimal"/>
+      <w:lvlText w:val="%3."/>
+      <w:lvlJc w:val="left"/>
+      <w:pPr>
+        <w:ind w:left="2160" w:hanging="360"/>
+      </w:pPr>
+    </w:lvl>
+    <w:lvl w:ilvl="3">
+      <w:start w:val="1"/>
+      <w:numFmt w:val="decimal"/>
+      <w:lvlText w:val="%4."/>
+      <w:lvlJc w:val="left"/>
+      <w:pPr>
+        <w:ind w:left="2880" w:hanging="360"/>
+      </w:pPr>
+    </w:lvl>
+    <w:lvl w:ilvl="4">
+      <w:start w:val="1"/>
+      <w:numFmt w:val="decimal"/>
+      <w:lvlText w:val="%5."/>
+      <w:lvlJc w:val="left"/>
+      <w:pPr>
+        <w:ind w:left="3600" w:hanging="360"/>
+      </w:pPr>
+    </w:lvl>
+    <w:lvl w:ilvl="5">
+      <w:start w:val="1"/>
+      <w:numFmt w:val="decimal"/>
+      <w:lvlText w:val="%6."/>
+      <w:lvlJc w:val="left"/>
+      <w:pPr>
+        <w:ind w:left="4320" w:hanging="360"/>
+      </w:pPr>
+    </w:lvl>
+    <w:lvl w:ilvl="6">
+      <w:start w:val="1"/>
+      <w:numFmt w:val="decimal"/>
+      <w:lvlText w:val="%7."/>
+      <w:lvlJc w:val="left"/>
+      <w:pPr>
+        <w:ind w:left="5040" w:hanging="360"/>
+      </w:pPr>
+    </w:lvl>
+    <w:lvl w:ilvl="7">
+      <w:start w:val="1"/>
+      <w:numFmt w:val="decimal"/>
+      <w:lvlText w:val="%8."/>
+      <w:lvlJc w:val="left"/>
+      <w:pPr>
+        <w:ind w:left="5760" w:hanging="360"/>
+      </w:pPr>
+    </w:lvl>
+    <w:lvl w:ilvl="8">
+      <w:start w:val="1"/>
+      <w:numFmt w:val="decimal"/>
+      <w:lvlText w:val="%9."/>
+      <w:lvlJc w:val="left"/>
+      <w:pPr>
+        <w:ind w:left="6480" w:hanging="360"/>
+      </w:pPr>
+    </w:lvl>
+  </w:abstractNum>
   <w:num w16cid:durableId="1139608783" w:numId="1">
     <w:abstractNumId w:val="0"/>
   </w:num>
   <w:num w:numId="1000">
     <w:abstractNumId w:val="990"/>
+  </w:num>
+  <w:num w:numId="1001">
+    <w:abstractNumId w:val="99411"/>
+    <w:lvlOverride w:ilvl="0">
+      <w:startOverride w:val="1"/>
+    </w:lvlOverride>
+    <w:lvlOverride w:ilvl="1">
+      <w:startOverride w:val="1"/>
+    </w:lvlOverride>
+    <w:lvlOverride w:ilvl="2">
+      <w:startOverride w:val="1"/>
+    </w:lvlOverride>
+    <w:lvlOverride w:ilvl="3">
+      <w:startOverride w:val="1"/>
+    </w:lvlOverride>
+    <w:lvlOverride w:ilvl="4">
+      <w:startOverride w:val="1"/>
+    </w:lvlOverride>
+    <w:lvlOverride w:ilvl="5">
+      <w:startOverride w:val="1"/>
+    </w:lvlOverride>
+    <w:lvlOverride w:ilvl="6">
+      <w:startOverride w:val="1"/>
+    </w:lvlOverride>
+    <w:lvlOverride w:ilvl="7">
+      <w:startOverride w:val="1"/>
+    </w:lvlOverride>
+    <w:lvlOverride w:ilvl="8">
+      <w:startOverride w:val="1"/>
+    </w:lvlOverride>
+  </w:num>
+  <w:num w:numId="1002">
+    <w:abstractNumId w:val="99411"/>
+    <w:lvlOverride w:ilvl="0">
+      <w:startOverride w:val="1"/>
+    </w:lvlOverride>
+    <w:lvlOverride w:ilvl="1">
+      <w:startOverride w:val="1"/>
+    </w:lvlOverride>
+    <w:lvlOverride w:ilvl="2">
+      <w:startOverride w:val="1"/>
+    </w:lvlOverride>
+    <w:lvlOverride w:ilvl="3">
+      <w:startOverride w:val="1"/>
+    </w:lvlOverride>
+    <w:lvlOverride w:ilvl="4">
+      <w:startOverride w:val="1"/>
+    </w:lvlOverride>
+    <w:lvlOverride w:ilvl="5">
+      <w:startOverride w:val="1"/>
+    </w:lvlOverride>
+    <w:lvlOverride w:ilvl="6">
+      <w:startOverride w:val="1"/>
+    </w:lvlOverride>
+    <w:lvlOverride w:ilvl="7">
+      <w:startOverride w:val="1"/>
+    </w:lvlOverride>
+    <w:lvlOverride w:ilvl="8">
+      <w:startOverride w:val="1"/>
+    </w:lvlOverride>
   </w:num>
 </w:numbering>
 </file>
@@ -593,7 +2959,7 @@
   <w:docDefaults>
     <w:rPrDefault>
       <w:rPr>
-        <w:rFonts w:asciiTheme="minorHAnsi" w:cstheme="minorBidi" w:eastAsiaTheme="minorEastAsia" w:hAnsiTheme="minorHAnsi"/>
+        <w:rFonts w:ascii="Arial" w:cstheme="minorBidi" w:eastAsiaTheme="minorEastAsia" w:hAnsi="Arial"/>
         <w:sz w:val="24"/>
         <w:szCs w:val="24"/>
         <w:lang w:bidi="ar-SA" w:eastAsia="zh-CN" w:val="en-US"/>
@@ -861,7 +3227,7 @@
     <w:link w:val="Heading1Char"/>
     <w:uiPriority w:val="9"/>
     <w:qFormat/>
-    <w:rsid w:val="00DF6447"/>
+    <w:rsid w:val="001C7FC1"/>
     <w:pPr>
       <w:keepNext/>
       <w:keepLines/>
@@ -869,10 +3235,9 @@
       <w:outlineLvl w:val="0"/>
     </w:pPr>
     <w:rPr>
-      <w:rFonts w:asciiTheme="majorHAnsi" w:cstheme="majorBidi" w:eastAsiaTheme="majorEastAsia" w:hAnsiTheme="majorHAnsi"/>
+      <w:rFonts w:cstheme="majorBidi" w:eastAsiaTheme="majorEastAsia"/>
       <w:b/>
       <w:i/>
-      <w:color w:themeColor="accent2" w:val="E97132"/>
       <w:sz w:val="40"/>
       <w:szCs w:val="40"/>
     </w:rPr>
@@ -883,10 +3248,9 @@
     <w:next w:val="BodyText"/>
     <w:link w:val="Heading2Char"/>
     <w:uiPriority w:val="9"/>
-    <w:semiHidden/>
     <w:unhideWhenUsed/>
     <w:qFormat/>
-    <w:rsid w:val="00A10FD9"/>
+    <w:rsid w:val="005B4036"/>
     <w:pPr>
       <w:keepNext/>
       <w:keepLines/>
@@ -894,8 +3258,7 @@
       <w:outlineLvl w:val="1"/>
     </w:pPr>
     <w:rPr>
-      <w:rFonts w:asciiTheme="majorHAnsi" w:cstheme="majorBidi" w:eastAsiaTheme="majorEastAsia" w:hAnsiTheme="majorHAnsi"/>
-      <w:color w:themeColor="accent1" w:themeShade="BF" w:val="0F4761"/>
+      <w:rFonts w:cstheme="majorBidi" w:eastAsiaTheme="majorEastAsia"/>
       <w:sz w:val="32"/>
       <w:szCs w:val="32"/>
     </w:rPr>
@@ -1040,7 +3403,6 @@
     <w:next w:val="BodyText"/>
     <w:link w:val="Heading9Char"/>
     <w:uiPriority w:val="9"/>
-    <w:semiHidden/>
     <w:unhideWhenUsed/>
     <w:qFormat/>
     <w:rsid w:val="00A10FD9"/>
@@ -1110,15 +3472,15 @@
     <w:next w:val="BodyText"/>
     <w:link w:val="TitleChar"/>
     <w:uiPriority w:val="10"/>
-    <w:qFormat/>
-    <w:rsid w:val="00A10FD9"/>
+    <w:rsid w:val="00005E38"/>
     <w:pPr>
       <w:spacing w:after="80"/>
       <w:contextualSpacing/>
       <w:jc w:val="center"/>
     </w:pPr>
     <w:rPr>
-      <w:rFonts w:asciiTheme="majorHAnsi" w:cstheme="majorBidi" w:eastAsiaTheme="majorEastAsia" w:hAnsiTheme="majorHAnsi"/>
+      <w:rFonts w:cstheme="majorBidi" w:eastAsiaTheme="majorEastAsia"/>
+      <w:b/>
       <w:sz w:val="56"/>
       <w:szCs w:val="56"/>
     </w:rPr>
@@ -1128,9 +3490,10 @@
     <w:basedOn w:val="DefaultParagraphFont"/>
     <w:link w:val="Title"/>
     <w:uiPriority w:val="10"/>
-    <w:rsid w:val="00A10FD9"/>
-    <w:rPr>
-      <w:rFonts w:asciiTheme="majorHAnsi" w:cstheme="majorBidi" w:eastAsiaTheme="majorEastAsia" w:hAnsiTheme="majorHAnsi"/>
+    <w:rsid w:val="00005E38"/>
+    <w:rPr>
+      <w:rFonts w:cstheme="majorBidi" w:eastAsiaTheme="majorEastAsia"/>
+      <w:b/>
       <w:sz w:val="56"/>
       <w:szCs w:val="56"/>
     </w:rPr>
@@ -1173,6 +3536,7 @@
     <w:basedOn w:val="Title"/>
     <w:next w:val="BodyText"/>
     <w:qFormat/>
+    <w:rsid w:val="001C7FC1"/>
     <w:pPr>
       <w:keepNext/>
       <w:keepLines/>
@@ -1238,12 +3602,11 @@
     <w:basedOn w:val="DefaultParagraphFont"/>
     <w:link w:val="Heading1"/>
     <w:uiPriority w:val="9"/>
-    <w:rsid w:val="00DF6447"/>
-    <w:rPr>
-      <w:rFonts w:asciiTheme="majorHAnsi" w:cstheme="majorBidi" w:eastAsiaTheme="majorEastAsia" w:hAnsiTheme="majorHAnsi"/>
+    <w:rsid w:val="001C7FC1"/>
+    <w:rPr>
+      <w:rFonts w:cstheme="majorBidi" w:eastAsiaTheme="majorEastAsia"/>
       <w:b/>
       <w:i/>
-      <w:color w:themeColor="accent2" w:val="E97132"/>
       <w:sz w:val="40"/>
       <w:szCs w:val="40"/>
     </w:rPr>
@@ -1253,11 +3616,9 @@
     <w:basedOn w:val="DefaultParagraphFont"/>
     <w:link w:val="Heading2"/>
     <w:uiPriority w:val="9"/>
-    <w:semiHidden/>
-    <w:rsid w:val="00A10FD9"/>
-    <w:rPr>
-      <w:rFonts w:asciiTheme="majorHAnsi" w:cstheme="majorBidi" w:eastAsiaTheme="majorEastAsia" w:hAnsiTheme="majorHAnsi"/>
-      <w:color w:themeColor="accent1" w:themeShade="BF" w:val="0F4761"/>
+    <w:rsid w:val="005B4036"/>
+    <w:rPr>
+      <w:rFonts w:cstheme="majorBidi" w:eastAsiaTheme="majorEastAsia"/>
       <w:sz w:val="32"/>
       <w:szCs w:val="32"/>
     </w:rPr>
@@ -1347,7 +3708,6 @@
     <w:basedOn w:val="DefaultParagraphFont"/>
     <w:link w:val="Heading9"/>
     <w:uiPriority w:val="9"/>
-    <w:semiHidden/>
     <w:rsid w:val="00A10FD9"/>
     <w:rPr>
       <w:rFonts w:cstheme="majorBidi" w:eastAsiaTheme="majorEastAsia"/>
